--- a/01-circleArea/tasks/trapezoid/trapezoid.docx
+++ b/01-circleArea/tasks/trapezoid/trapezoid.docx
@@ -1,6 +1,6 @@
 
 <file path=word/document.xml><?xml version="1.0" encoding="utf-8"?>
-<w:document xmlns:wpc="http://schemas.microsoft.com/office/word/2010/wordprocessingCanvas" xmlns:cx="http://schemas.microsoft.com/office/drawing/2014/chartex" xmlns:cx1="http://schemas.microsoft.com/office/drawing/2015/9/8/chartex" xmlns:cx2="http://schemas.microsoft.com/office/drawing/2015/10/21/chartex" xmlns:cx3="http://schemas.microsoft.com/office/drawing/2016/5/9/chartex" xmlns:cx4="http://schemas.microsoft.com/office/drawing/2016/5/10/chartex" xmlns:cx5="http://schemas.microsoft.com/office/drawing/2016/5/11/chartex" xmlns:cx6="http://schemas.microsoft.com/office/drawing/2016/5/12/chartex" xmlns:cx7="http://schemas.microsoft.com/office/drawing/2016/5/13/chartex" xmlns:cx8="http://schemas.microsoft.com/office/drawing/2016/5/14/chartex" xmlns:mc="http://schemas.openxmlformats.org/markup-compatibility/2006" xmlns:aink="http://schemas.microsoft.com/office/drawing/2016/ink" xmlns:am3d="http://schemas.microsoft.com/office/drawing/2017/model3d" xmlns:o="urn:schemas-microsoft-com:office:office" xmlns:oel="http://schemas.microsoft.com/office/2019/extlst" xmlns:r="http://schemas.openxmlformats.org/officeDocument/2006/relationships" xmlns:m="http://schemas.openxmlformats.org/officeDocument/2006/math" xmlns:v="urn:schemas-microsoft-com:vml" xmlns:wp14="http://schemas.microsoft.com/office/word/2010/wordprocessingDrawing" xmlns:wp="http://schemas.openxmlformats.org/drawingml/2006/wordprocessingDrawing" xmlns:w10="urn:schemas-microsoft-com:office:word" xmlns:w="http://schemas.openxmlformats.org/wordprocessingml/2006/main" xmlns:w14="http://schemas.microsoft.com/office/word/2010/wordml" xmlns:w15="http://schemas.microsoft.com/office/word/2012/wordml" xmlns:w16cei="http://schemas.microsoft.com/office/word/2026/wordml/cei" xmlns:w16cex="http://schemas.microsoft.com/office/word/2018/wordml/cex" xmlns:w16cid="http://schemas.microsoft.com/office/word/2016/wordml/cid" xmlns:w16="http://schemas.microsoft.com/office/word/2018/wordml" xmlns:w16du="http://schemas.microsoft.com/office/word/2023/wordml/word16du" xmlns:w16sdtdh="http://schemas.microsoft.com/office/word/2020/wordml/sdtdatahash" xmlns:w16sdtfl="http://schemas.microsoft.com/office/word/2024/wordml/sdtformatlock" xmlns:w16se="http://schemas.microsoft.com/office/word/2015/wordml/symex" xmlns:wpg="http://schemas.microsoft.com/office/word/2010/wordprocessingGroup" xmlns:wpi="http://schemas.microsoft.com/office/word/2010/wordprocessingInk" xmlns:wne="http://schemas.microsoft.com/office/word/2006/wordml" xmlns:wps="http://schemas.microsoft.com/office/word/2010/wordprocessingShape" mc:Ignorable="w14 w15 w16se w16cid w16 w16cex w16sdtdh w16sdtfl w16du wp14">
+<w:document xmlns:wpc="http://schemas.microsoft.com/office/word/2010/wordprocessingCanvas" xmlns:cx="http://schemas.microsoft.com/office/drawing/2014/chartex" xmlns:cx1="http://schemas.microsoft.com/office/drawing/2015/9/8/chartex" xmlns:cx2="http://schemas.microsoft.com/office/drawing/2015/10/21/chartex" xmlns:cx3="http://schemas.microsoft.com/office/drawing/2016/5/9/chartex" xmlns:cx4="http://schemas.microsoft.com/office/drawing/2016/5/10/chartex" xmlns:cx5="http://schemas.microsoft.com/office/drawing/2016/5/11/chartex" xmlns:cx6="http://schemas.microsoft.com/office/drawing/2016/5/12/chartex" xmlns:cx7="http://schemas.microsoft.com/office/drawing/2016/5/13/chartex" xmlns:cx8="http://schemas.microsoft.com/office/drawing/2016/5/14/chartex" xmlns:mc="http://schemas.openxmlformats.org/markup-compatibility/2006" xmlns:aink="http://schemas.microsoft.com/office/drawing/2016/ink" xmlns:am3d="http://schemas.microsoft.com/office/drawing/2017/model3d" xmlns:o="urn:schemas-microsoft-com:office:office" xmlns:oel="http://schemas.microsoft.com/office/2019/extlst" xmlns:r="http://schemas.openxmlformats.org/officeDocument/2006/relationships" xmlns:m="http://schemas.openxmlformats.org/officeDocument/2006/math" xmlns:v="urn:schemas-microsoft-com:vml" xmlns:wp14="http://schemas.microsoft.com/office/word/2010/wordprocessingDrawing" xmlns:wp="http://schemas.openxmlformats.org/drawingml/2006/wordprocessingDrawing" xmlns:w10="urn:schemas-microsoft-com:office:word" xmlns:w="http://schemas.openxmlformats.org/wordprocessingml/2006/main" xmlns:w14="http://schemas.microsoft.com/office/word/2010/wordml" xmlns:w15="http://schemas.microsoft.com/office/word/2012/wordml" xmlns:w16cex="http://schemas.microsoft.com/office/word/2018/wordml/cex" xmlns:w16cid="http://schemas.microsoft.com/office/word/2016/wordml/cid" xmlns:w16="http://schemas.microsoft.com/office/word/2018/wordml" xmlns:w16du="http://schemas.microsoft.com/office/word/2023/wordml/word16du" xmlns:w16sdtdh="http://schemas.microsoft.com/office/word/2020/wordml/sdtdatahash" xmlns:w16sdtfl="http://schemas.microsoft.com/office/word/2024/wordml/sdtformatlock" xmlns:w16se="http://schemas.microsoft.com/office/word/2015/wordml/symex" xmlns:wpg="http://schemas.microsoft.com/office/word/2010/wordprocessingGroup" xmlns:wpi="http://schemas.microsoft.com/office/word/2010/wordprocessingInk" xmlns:wne="http://schemas.microsoft.com/office/word/2006/wordml" xmlns:wps="http://schemas.microsoft.com/office/word/2010/wordprocessingShape" mc:Ignorable="w14 w15 w16se w16cid w16 w16cex w16sdtdh w16sdtfl w16du wp14">
   <w:body>
     <w:p>
       <w:pPr>
@@ -65,15 +65,7 @@
           <w:szCs w:val="32"/>
           <w:u w:val="single"/>
         </w:rPr>
-        <w:t xml:space="preserve">Algorithm for </w:t>
-      </w:r>
-      <w:r>
-        <w:rPr>
-          <w:sz w:val="32"/>
-          <w:szCs w:val="32"/>
-          <w:u w:val="single"/>
-        </w:rPr>
-        <w:t>Trapezoid</w:t>
+        <w:t>Algorithm for Trapezoid</w:t>
       </w:r>
     </w:p>
     <w:p>
@@ -109,18 +101,10 @@
     </w:p>
     <w:p>
       <w:r>
-        <w:t xml:space="preserve">a = upper </w:t>
-      </w:r>
-      <w:proofErr w:type="gramStart"/>
-      <w:r>
-        <w:t xml:space="preserve">base  </w:t>
+        <w:t xml:space="preserve">a = upper base  </w:t>
       </w:r>
       <w:r>
-        <w:t>b</w:t>
-      </w:r>
-      <w:proofErr w:type="gramEnd"/>
-      <w:r>
-        <w:t xml:space="preserve"> = </w:t>
+        <w:t xml:space="preserve">b = </w:t>
       </w:r>
       <w:r>
         <w:t xml:space="preserve">lower </w:t>
@@ -458,7 +442,16 @@
               <w:spacing w:after="160" w:line="278" w:lineRule="auto"/>
             </w:pPr>
             <w:r>
-              <w:t>Calculate the Area by multiply b x h</w:t>
+              <w:t xml:space="preserve">Calculate the Area by multiply </w:t>
+            </w:r>
+            <w:r>
+              <w:t xml:space="preserve">(a+ b) </w:t>
+            </w:r>
+            <w:r>
+              <w:t>x h</w:t>
+            </w:r>
+            <w:r>
+              <w:t xml:space="preserve"> divided by 2</w:t>
             </w:r>
           </w:p>
         </w:tc>
@@ -613,7 +606,7 @@
 </file>
 
 <file path=word/numbering.xml><?xml version="1.0" encoding="utf-8"?>
-<w:numbering xmlns:wpc="http://schemas.microsoft.com/office/word/2010/wordprocessingCanvas" xmlns:cx="http://schemas.microsoft.com/office/drawing/2014/chartex" xmlns:cx1="http://schemas.microsoft.com/office/drawing/2015/9/8/chartex" xmlns:cx2="http://schemas.microsoft.com/office/drawing/2015/10/21/chartex" xmlns:cx3="http://schemas.microsoft.com/office/drawing/2016/5/9/chartex" xmlns:cx4="http://schemas.microsoft.com/office/drawing/2016/5/10/chartex" xmlns:cx5="http://schemas.microsoft.com/office/drawing/2016/5/11/chartex" xmlns:cx6="http://schemas.microsoft.com/office/drawing/2016/5/12/chartex" xmlns:cx7="http://schemas.microsoft.com/office/drawing/2016/5/13/chartex" xmlns:cx8="http://schemas.microsoft.com/office/drawing/2016/5/14/chartex" xmlns:mc="http://schemas.openxmlformats.org/markup-compatibility/2006" xmlns:aink="http://schemas.microsoft.com/office/drawing/2016/ink" xmlns:am3d="http://schemas.microsoft.com/office/drawing/2017/model3d" xmlns:o="urn:schemas-microsoft-com:office:office" xmlns:oel="http://schemas.microsoft.com/office/2019/extlst" xmlns:r="http://schemas.openxmlformats.org/officeDocument/2006/relationships" xmlns:m="http://schemas.openxmlformats.org/officeDocument/2006/math" xmlns:v="urn:schemas-microsoft-com:vml" xmlns:wp14="http://schemas.microsoft.com/office/word/2010/wordprocessingDrawing" xmlns:wp="http://schemas.openxmlformats.org/drawingml/2006/wordprocessingDrawing" xmlns:w10="urn:schemas-microsoft-com:office:word" xmlns:w="http://schemas.openxmlformats.org/wordprocessingml/2006/main" xmlns:w14="http://schemas.microsoft.com/office/word/2010/wordml" xmlns:w15="http://schemas.microsoft.com/office/word/2012/wordml" xmlns:w16cei="http://schemas.microsoft.com/office/word/2026/wordml/cei" xmlns:w16cex="http://schemas.microsoft.com/office/word/2018/wordml/cex" xmlns:w16cid="http://schemas.microsoft.com/office/word/2016/wordml/cid" xmlns:w16="http://schemas.microsoft.com/office/word/2018/wordml" xmlns:w16du="http://schemas.microsoft.com/office/word/2023/wordml/word16du" xmlns:w16sdtdh="http://schemas.microsoft.com/office/word/2020/wordml/sdtdatahash" xmlns:w16sdtfl="http://schemas.microsoft.com/office/word/2024/wordml/sdtformatlock" xmlns:w16se="http://schemas.microsoft.com/office/word/2015/wordml/symex" xmlns:wpg="http://schemas.microsoft.com/office/word/2010/wordprocessingGroup" xmlns:wpi="http://schemas.microsoft.com/office/word/2010/wordprocessingInk" xmlns:wne="http://schemas.microsoft.com/office/word/2006/wordml" xmlns:wps="http://schemas.microsoft.com/office/word/2010/wordprocessingShape" mc:Ignorable="w14 w15 w16se w16cid w16 w16cex w16sdtdh w16sdtfl w16du wp14">
+<w:numbering xmlns:wpc="http://schemas.microsoft.com/office/word/2010/wordprocessingCanvas" xmlns:cx="http://schemas.microsoft.com/office/drawing/2014/chartex" xmlns:cx1="http://schemas.microsoft.com/office/drawing/2015/9/8/chartex" xmlns:cx2="http://schemas.microsoft.com/office/drawing/2015/10/21/chartex" xmlns:cx3="http://schemas.microsoft.com/office/drawing/2016/5/9/chartex" xmlns:cx4="http://schemas.microsoft.com/office/drawing/2016/5/10/chartex" xmlns:cx5="http://schemas.microsoft.com/office/drawing/2016/5/11/chartex" xmlns:cx6="http://schemas.microsoft.com/office/drawing/2016/5/12/chartex" xmlns:cx7="http://schemas.microsoft.com/office/drawing/2016/5/13/chartex" xmlns:cx8="http://schemas.microsoft.com/office/drawing/2016/5/14/chartex" xmlns:mc="http://schemas.openxmlformats.org/markup-compatibility/2006" xmlns:aink="http://schemas.microsoft.com/office/drawing/2016/ink" xmlns:am3d="http://schemas.microsoft.com/office/drawing/2017/model3d" xmlns:o="urn:schemas-microsoft-com:office:office" xmlns:oel="http://schemas.microsoft.com/office/2019/extlst" xmlns:r="http://schemas.openxmlformats.org/officeDocument/2006/relationships" xmlns:m="http://schemas.openxmlformats.org/officeDocument/2006/math" xmlns:v="urn:schemas-microsoft-com:vml" xmlns:wp14="http://schemas.microsoft.com/office/word/2010/wordprocessingDrawing" xmlns:wp="http://schemas.openxmlformats.org/drawingml/2006/wordprocessingDrawing" xmlns:w10="urn:schemas-microsoft-com:office:word" xmlns:w="http://schemas.openxmlformats.org/wordprocessingml/2006/main" xmlns:w14="http://schemas.microsoft.com/office/word/2010/wordml" xmlns:w15="http://schemas.microsoft.com/office/word/2012/wordml" xmlns:w16cex="http://schemas.microsoft.com/office/word/2018/wordml/cex" xmlns:w16cid="http://schemas.microsoft.com/office/word/2016/wordml/cid" xmlns:w16="http://schemas.microsoft.com/office/word/2018/wordml" xmlns:w16du="http://schemas.microsoft.com/office/word/2023/wordml/word16du" xmlns:w16sdtdh="http://schemas.microsoft.com/office/word/2020/wordml/sdtdatahash" xmlns:w16sdtfl="http://schemas.microsoft.com/office/word/2024/wordml/sdtformatlock" xmlns:w16se="http://schemas.microsoft.com/office/word/2015/wordml/symex" xmlns:wpg="http://schemas.microsoft.com/office/word/2010/wordprocessingGroup" xmlns:wpi="http://schemas.microsoft.com/office/word/2010/wordprocessingInk" xmlns:wne="http://schemas.microsoft.com/office/word/2006/wordml" xmlns:wps="http://schemas.microsoft.com/office/word/2010/wordprocessingShape" mc:Ignorable="w14 w15 w16se w16cid w16 w16cex w16sdtdh w16sdtfl w16du wp14">
   <w:abstractNum w:abstractNumId="0" w15:restartNumberingAfterBreak="0">
     <w:nsid w:val="193E20E7"/>
     <w:multiLevelType w:val="hybridMultilevel"/>
@@ -729,15 +722,6 @@
   </w:abstractNum>
   <w:num w:numId="1" w16cid:durableId="881677727">
     <w:abstractNumId w:val="0"/>
-    <w:lvlOverride w:ilvl="0"/>
-    <w:lvlOverride w:ilvl="1"/>
-    <w:lvlOverride w:ilvl="2"/>
-    <w:lvlOverride w:ilvl="3"/>
-    <w:lvlOverride w:ilvl="4"/>
-    <w:lvlOverride w:ilvl="5"/>
-    <w:lvlOverride w:ilvl="6"/>
-    <w:lvlOverride w:ilvl="7"/>
-    <w:lvlOverride w:ilvl="8"/>
   </w:num>
 </w:numbering>
 </file>
@@ -1345,6 +1329,7 @@
   <w:style w:type="character" w:default="1" w:styleId="DefaultParagraphFont">
     <w:name w:val="Default Paragraph Font"/>
     <w:uiPriority w:val="1"/>
+    <w:semiHidden/>
     <w:unhideWhenUsed/>
   </w:style>
   <w:style w:type="table" w:default="1" w:styleId="TableNormal">
